--- a/WebContent/docx/结直肠癌粪便DNA甲基化检测报告-阴性-佛山市第一人民医院-2.docx
+++ b/WebContent/docx/结直肠癌粪便DNA甲基化检测报告-阴性-佛山市第一人民医院-2.docx
@@ -14,14 +14,14 @@
         </w:rPr>
       </w:pPr>
       <w:bookmarkStart w:id="0" w:name="_Toc14517"/>
-      <w:bookmarkStart w:id="1" w:name="_Toc13806"/>
+      <w:bookmarkStart w:id="1" w:name="_Toc27500"/>
       <w:bookmarkStart w:id="2" w:name="_Toc21669"/>
-      <w:bookmarkStart w:id="3" w:name="_Toc24178_WPSOffice_Level1"/>
-      <w:bookmarkStart w:id="4" w:name="_Toc10446"/>
-      <w:bookmarkStart w:id="5" w:name="_Toc30143_WPSOffice_Level1"/>
-      <w:bookmarkStart w:id="6" w:name="_Toc21009_WPSOffice_Level1"/>
-      <w:bookmarkStart w:id="7" w:name="_Toc27500"/>
-      <w:bookmarkStart w:id="8" w:name="_Toc24397"/>
+      <w:bookmarkStart w:id="3" w:name="_Toc24397"/>
+      <w:bookmarkStart w:id="4" w:name="_Toc30143_WPSOffice_Level1"/>
+      <w:bookmarkStart w:id="5" w:name="_Toc24178_WPSOffice_Level1"/>
+      <w:bookmarkStart w:id="6" w:name="_Toc10446"/>
+      <w:bookmarkStart w:id="7" w:name="_Toc21009_WPSOffice_Level1"/>
+      <w:bookmarkStart w:id="8" w:name="_Toc13806"/>
       <w:bookmarkStart w:id="9" w:name="_Toc32054"/>
       <w:r>
         <w:rPr>
@@ -534,15 +534,28 @@
             </w:pPr>
             <w:r>
               <w:rPr>
-                <w:rFonts w:hint="eastAsia" w:ascii="Times New Roman" w:hAnsi="Times New Roman" w:eastAsia="微软雅黑" w:cs="Times New Roman"/>
+                <w:rFonts w:ascii="Times New Roman" w:hAnsi="Times New Roman" w:eastAsia="微软雅黑" w:cs="Times New Roman"/>
                 <w:bCs/>
                 <w:color w:val="000000"/>
                 <w:sz w:val="21"/>
                 <w:szCs w:val="21"/>
                 <w:lang w:eastAsia="zh-CN"/>
               </w:rPr>
-              <w:t>联系电话：{{ patient_phone }}</w:t>
-            </w:r>
+              <w:t>门诊号：</w:t>
+            </w:r>
+            <w:r>
+              <w:rPr>
+                <w:rFonts w:hint="eastAsia" w:ascii="Times New Roman" w:hAnsi="Times New Roman" w:eastAsia="微软雅黑" w:cs="Times New Roman"/>
+                <w:bCs/>
+                <w:color w:val="000000"/>
+                <w:sz w:val="21"/>
+                <w:szCs w:val="21"/>
+                <w:lang w:eastAsia="zh-CN"/>
+              </w:rPr>
+              <w:t>{{ room }}</w:t>
+            </w:r>
+            <w:bookmarkStart w:id="12" w:name="_GoBack"/>
+            <w:bookmarkEnd w:id="12"/>
           </w:p>
         </w:tc>
       </w:tr>
@@ -1226,17 +1239,7 @@
                 <w:color w:val="000000"/>
                 <w:lang w:eastAsia="zh-CN" w:bidi="ar"/>
               </w:rPr>
-              <w:t>当检测结果显示阴性（Ct值&gt;39或无Ct值），表示未检测到与肠癌发生相关的基因变异，但是也</w:t>
-            </w:r>
-            <w:bookmarkStart w:id="12" w:name="_GoBack"/>
-            <w:bookmarkEnd w:id="12"/>
-            <w:r>
-              <w:rPr>
-                <w:rFonts w:hint="eastAsia" w:ascii="Times New Roman" w:hAnsi="Times New Roman" w:eastAsia="微软雅黑" w:cs="Times New Roman"/>
-                <w:color w:val="000000"/>
-                <w:lang w:eastAsia="zh-CN" w:bidi="ar"/>
-              </w:rPr>
-              <w:t>不能完全排除肠道肿瘤的 可能，建议每1-3年检测一次，仍然需要提倡健康的生活方式。</w:t>
+              <w:t>当检测结果显示阴性（Ct值&gt;39或无Ct值），表示未检测到与肠癌发生相关的基因变异，但是也不能完全排除肠道肿瘤的 可能，建议每1-3年检测一次，仍然需要提倡健康的生活方式。</w:t>
             </w:r>
           </w:p>
         </w:tc>
